--- a/Documentation/FutureMinds Documentation2.docx
+++ b/Documentation/FutureMinds Documentation2.docx
@@ -4412,19 +4412,19 @@
     <w:tbl>
       <w:tblPr>
         <w:tblStyle w:val="TableGrid"/>
-        <w:tblW w:w="0" w:type="auto"/>
-        <w:tblInd w:w="720" w:type="dxa"/>
+        <w:tblW w:w="10206" w:type="dxa"/>
+        <w:tblInd w:w="137" w:type="dxa"/>
         <w:tblLook w:val="04A0" w:firstRow="1" w:lastRow="0" w:firstColumn="1" w:lastColumn="0" w:noHBand="0" w:noVBand="1"/>
       </w:tblPr>
       <w:tblGrid>
-        <w:gridCol w:w="2901"/>
+        <w:gridCol w:w="3484"/>
         <w:gridCol w:w="2839"/>
-        <w:gridCol w:w="2890"/>
+        <w:gridCol w:w="3883"/>
       </w:tblGrid>
       <w:tr>
         <w:tc>
           <w:tcPr>
-            <w:tcW w:w="3116" w:type="dxa"/>
+            <w:tcW w:w="3484" w:type="dxa"/>
             <w:shd w:val="clear" w:color="auto" w:fill="F9D9F3"/>
           </w:tcPr>
           <w:p>
@@ -4461,7 +4461,7 @@
         </w:tc>
         <w:tc>
           <w:tcPr>
-            <w:tcW w:w="3117" w:type="dxa"/>
+            <w:tcW w:w="2839" w:type="dxa"/>
             <w:shd w:val="clear" w:color="auto" w:fill="F9D9F3"/>
           </w:tcPr>
           <w:p>
@@ -4498,7 +4498,7 @@
         </w:tc>
         <w:tc>
           <w:tcPr>
-            <w:tcW w:w="3117" w:type="dxa"/>
+            <w:tcW w:w="3883" w:type="dxa"/>
             <w:shd w:val="clear" w:color="auto" w:fill="F9D9F3"/>
           </w:tcPr>
           <w:p>
@@ -4537,7 +4537,7 @@
       <w:tr>
         <w:tc>
           <w:tcPr>
-            <w:tcW w:w="3116" w:type="dxa"/>
+            <w:tcW w:w="3484" w:type="dxa"/>
             <w:shd w:val="clear" w:color="auto" w:fill="F9D9F3"/>
           </w:tcPr>
           <w:p>
@@ -4567,7 +4567,7 @@
         </w:tc>
         <w:tc>
           <w:tcPr>
-            <w:tcW w:w="3117" w:type="dxa"/>
+            <w:tcW w:w="2839" w:type="dxa"/>
             <w:shd w:val="clear" w:color="auto" w:fill="F9D9F3"/>
           </w:tcPr>
           <w:p>
@@ -4595,7 +4595,7 @@
         </w:tc>
         <w:tc>
           <w:tcPr>
-            <w:tcW w:w="3117" w:type="dxa"/>
+            <w:tcW w:w="3883" w:type="dxa"/>
             <w:shd w:val="clear" w:color="auto" w:fill="F9D9F3"/>
           </w:tcPr>
           <w:p>
@@ -4625,7 +4625,7 @@
       <w:tr>
         <w:tc>
           <w:tcPr>
-            <w:tcW w:w="3116" w:type="dxa"/>
+            <w:tcW w:w="3484" w:type="dxa"/>
             <w:shd w:val="clear" w:color="auto" w:fill="F9D9F3"/>
           </w:tcPr>
           <w:p>
@@ -4655,7 +4655,7 @@
         </w:tc>
         <w:tc>
           <w:tcPr>
-            <w:tcW w:w="3117" w:type="dxa"/>
+            <w:tcW w:w="2839" w:type="dxa"/>
             <w:shd w:val="clear" w:color="auto" w:fill="F9D9F3"/>
           </w:tcPr>
           <w:p>
@@ -4683,7 +4683,7 @@
         </w:tc>
         <w:tc>
           <w:tcPr>
-            <w:tcW w:w="3117" w:type="dxa"/>
+            <w:tcW w:w="3883" w:type="dxa"/>
             <w:shd w:val="clear" w:color="auto" w:fill="F9D9F3"/>
           </w:tcPr>
           <w:p>
@@ -4713,7 +4713,7 @@
       <w:tr>
         <w:tc>
           <w:tcPr>
-            <w:tcW w:w="3116" w:type="dxa"/>
+            <w:tcW w:w="3484" w:type="dxa"/>
             <w:shd w:val="clear" w:color="auto" w:fill="F9D9F3"/>
           </w:tcPr>
           <w:p>
@@ -4737,13 +4737,49 @@
                 <w:kern w:val="0"/>
                 <w:lang w:val="en-GB"/>
               </w:rPr>
-              <w:t>Kristiqnana Stoqnova Ivanova</w:t>
+              <w:t>Kristi</w:t>
+            </w:r>
+            <w:r>
+              <w:rPr>
+                <w:rFonts w:cstheme="minorHAnsi"/>
+                <w:noProof/>
+                <w:kern w:val="0"/>
+                <w:lang w:val="en-GB"/>
+              </w:rPr>
+              <w:t>yana</w:t>
+            </w:r>
+            <w:r>
+              <w:rPr>
+                <w:rFonts w:cstheme="minorHAnsi"/>
+                <w:noProof/>
+                <w:kern w:val="0"/>
+                <w:lang w:val="en-GB"/>
+              </w:rPr>
+              <w:t xml:space="preserve"> Sto</w:t>
+            </w:r>
+            <w:r>
+              <w:rPr>
+                <w:rFonts w:cstheme="minorHAnsi"/>
+                <w:noProof/>
+                <w:kern w:val="0"/>
+                <w:lang w:val="en-GB"/>
+              </w:rPr>
+              <w:t>ya</w:t>
+            </w:r>
+            <w:r>
+              <w:rPr>
+                <w:rFonts w:cstheme="minorHAnsi"/>
+                <w:noProof/>
+                <w:kern w:val="0"/>
+                <w:lang w:val="en-GB"/>
+              </w:rPr>
+              <w:t>nova Ivanova</w:t>
             </w:r>
           </w:p>
         </w:tc>
         <w:tc>
           <w:tcPr>
-            <w:tcW w:w="3117" w:type="dxa"/>
+            <w:tcW w:w="2839" w:type="dxa"/>
             <w:shd w:val="clear" w:color="auto" w:fill="F9D9F3"/>
           </w:tcPr>
           <w:p>
@@ -4771,7 +4807,7 @@
         </w:tc>
         <w:tc>
           <w:tcPr>
-            <w:tcW w:w="3117" w:type="dxa"/>
+            <w:tcW w:w="3883" w:type="dxa"/>
             <w:shd w:val="clear" w:color="auto" w:fill="F9D9F3"/>
           </w:tcPr>
           <w:p>
@@ -4801,7 +4837,7 @@
       <w:tr>
         <w:tc>
           <w:tcPr>
-            <w:tcW w:w="3116" w:type="dxa"/>
+            <w:tcW w:w="3484" w:type="dxa"/>
             <w:shd w:val="clear" w:color="auto" w:fill="F9D9F3"/>
           </w:tcPr>
           <w:p>
@@ -4811,7 +4847,6 @@
               <w:autoSpaceDN w:val="0"/>
               <w:adjustRightInd w:val="0"/>
               <w:ind w:left="0"/>
-              <w:jc w:val="center"/>
               <w:rPr>
                 <w:rFonts w:eastAsia="MS Gothic" w:cstheme="minorHAnsi"/>
                 <w:noProof/>
@@ -4826,13 +4861,31 @@
                 <w:kern w:val="0"/>
                 <w:lang w:val="en-GB"/>
               </w:rPr>
-              <w:t>Stoqn Dimitrov Tanev</w:t>
+              <w:t>Sto</w:t>
+            </w:r>
+            <w:r>
+              <w:rPr>
+                <w:rFonts w:cstheme="minorHAnsi"/>
+                <w:noProof/>
+                <w:kern w:val="0"/>
+                <w:lang w:val="en-GB"/>
+              </w:rPr>
+              <w:t>ya</w:t>
+            </w:r>
+            <w:r>
+              <w:rPr>
+                <w:rFonts w:cstheme="minorHAnsi"/>
+                <w:noProof/>
+                <w:kern w:val="0"/>
+                <w:lang w:val="en-GB"/>
+              </w:rPr>
+              <w:t>n Dimitrov Tanev</w:t>
             </w:r>
           </w:p>
         </w:tc>
         <w:tc>
           <w:tcPr>
-            <w:tcW w:w="3117" w:type="dxa"/>
+            <w:tcW w:w="2839" w:type="dxa"/>
             <w:shd w:val="clear" w:color="auto" w:fill="F9D9F3"/>
           </w:tcPr>
           <w:p>
@@ -4860,7 +4913,7 @@
         </w:tc>
         <w:tc>
           <w:tcPr>
-            <w:tcW w:w="3117" w:type="dxa"/>
+            <w:tcW w:w="3883" w:type="dxa"/>
             <w:shd w:val="clear" w:color="auto" w:fill="F9D9F3"/>
           </w:tcPr>
           <w:p>
